--- a/GUIDE_UTILISATION.docx
+++ b/GUIDE_UTILISATION.docx
@@ -592,7 +592,7 @@
       </w:r>
     </w:p>
     <w:bookmarkEnd w:id="25"/>
-    <w:bookmarkStart w:id="35" w:name="se-connecter"/>
+    <w:bookmarkStart w:id="39" w:name="se-connecter"/>
     <w:p>
       <w:pPr>
         <w:pStyle w:val="Titre1"/>
@@ -601,7 +601,7 @@
         <w:t xml:space="preserve">Se connecter</w:t>
       </w:r>
     </w:p>
-    <w:bookmarkStart w:id="29" w:name="ouvrir-une-session"/>
+    <w:bookmarkStart w:id="33" w:name="ouvrir-une-session"/>
     <w:p>
       <w:pPr>
         <w:pStyle w:val="Titre2"/>
@@ -848,8 +848,103 @@
         <w:t xml:space="preserve">Attendez une minute plutôt que d’insister.</w:t>
       </w:r>
     </w:p>
-    <w:bookmarkEnd w:id="29"/>
-    <w:bookmarkStart w:id="33" w:name="ce-que-vous-voyez-selon-votre-rôle"/>
+    <w:bookmarkStart w:id="32" w:name="si-un-code-vous-est-demandé"/>
+    <w:p>
+      <w:pPr>
+        <w:pStyle w:val="Titre3"/>
+      </w:pPr>
+      <w:r>
+        <w:t xml:space="preserve">Si un code vous est demandé</w:t>
+      </w:r>
+    </w:p>
+    <w:p>
+      <w:pPr>
+        <w:pStyle w:val="CaptionedFigure"/>
+      </w:pPr>
+      <w:r>
+        <w:drawing>
+          <wp:inline>
+            <wp:extent cx="3959999" cy="2165624"/>
+            <wp:effectExtent b="0" l="0" r="0" t="0"/>
+            <wp:docPr descr="La seconde étape de connexion" title="" id="30" name="Picture"/>
+            <a:graphic>
+              <a:graphicData uri="http://schemas.openxmlformats.org/drawingml/2006/picture">
+                <pic:pic>
+                  <pic:nvPicPr>
+                    <pic:cNvPr descr="captures/17-connexion-second-facteur.png" id="31" name="Picture"/>
+                    <pic:cNvPicPr>
+                      <a:picLocks noChangeArrowheads="1" noChangeAspect="1"/>
+                    </pic:cNvPicPr>
+                  </pic:nvPicPr>
+                  <pic:blipFill>
+                    <a:blip r:embed="rId29"/>
+                    <a:stretch>
+                      <a:fillRect/>
+                    </a:stretch>
+                  </pic:blipFill>
+                  <pic:spPr bwMode="auto">
+                    <a:xfrm>
+                      <a:off x="0" y="0"/>
+                      <a:ext cx="3959999" cy="2165624"/>
+                    </a:xfrm>
+                    <a:prstGeom prst="rect">
+                      <a:avLst/>
+                    </a:prstGeom>
+                    <a:noFill/>
+                    <a:ln w="9525">
+                      <a:noFill/>
+                      <a:headEnd/>
+                      <a:tailEnd/>
+                    </a:ln>
+                  </pic:spPr>
+                </pic:pic>
+              </a:graphicData>
+            </a:graphic>
+          </wp:inline>
+        </w:drawing>
+      </w:r>
+    </w:p>
+    <w:p>
+      <w:pPr>
+        <w:pStyle w:val="ImageCaption"/>
+      </w:pPr>
+      <w:r>
+        <w:t xml:space="preserve">La seconde étape de connexion</w:t>
+      </w:r>
+    </w:p>
+    <w:p>
+      <w:pPr>
+        <w:pStyle w:val="Corpsdetexte"/>
+      </w:pPr>
+      <w:r>
+        <w:t xml:space="preserve">Votre compte a la</w:t>
+      </w:r>
+      <w:r>
+        <w:t xml:space="preserve"> </w:t>
+      </w:r>
+      <w:r>
+        <w:rPr>
+          <w:b/>
+          <w:bCs/>
+        </w:rPr>
+        <w:t xml:space="preserve">double authentification</w:t>
+      </w:r>
+      <w:r>
+        <w:t xml:space="preserve"> </w:t>
+      </w:r>
+      <w:r>
+        <w:t xml:space="preserve">activée : saisissez le code à six chiffres affiché par</w:t>
+      </w:r>
+      <w:r>
+        <w:t xml:space="preserve"> </w:t>
+      </w:r>
+      <w:r>
+        <w:t xml:space="preserve">votre application d’authentification. Voir « Protéger son compte » plus bas.</w:t>
+      </w:r>
+    </w:p>
+    <w:bookmarkEnd w:id="32"/>
+    <w:bookmarkEnd w:id="33"/>
+    <w:bookmarkStart w:id="37" w:name="ce-que-vous-voyez-selon-votre-rôle"/>
     <w:p>
       <w:pPr>
         <w:pStyle w:val="Titre2"/>
@@ -1297,18 +1392,18 @@
           <wp:inline>
             <wp:extent cx="5753100" cy="2894528"/>
             <wp:effectExtent b="0" l="0" r="0" t="0"/>
-            <wp:docPr descr="La même liste d’applications, vue par un lecteur : ni colonne « Fichier suivi », ni bouton d’action" title="" id="31" name="Picture"/>
+            <wp:docPr descr="La même liste d’applications, vue par un lecteur : ni colonne « Fichier suivi », ni bouton d’action" title="" id="35" name="Picture"/>
             <a:graphic>
               <a:graphicData uri="http://schemas.openxmlformats.org/drawingml/2006/picture">
                 <pic:pic>
                   <pic:nvPicPr>
-                    <pic:cNvPr descr="captures/13-applications-vue-lecteur.png" id="32" name="Picture"/>
+                    <pic:cNvPr descr="captures/13-applications-vue-lecteur.png" id="36" name="Picture"/>
                     <pic:cNvPicPr>
                       <a:picLocks noChangeArrowheads="1" noChangeAspect="1"/>
                     </pic:cNvPicPr>
                   </pic:nvPicPr>
                   <pic:blipFill>
-                    <a:blip r:embed="rId30"/>
+                    <a:blip r:embed="rId34"/>
                     <a:stretch>
                       <a:fillRect/>
                     </a:stretch>
@@ -1343,8 +1438,8 @@
         <w:t xml:space="preserve">La même liste d’applications, vue par un lecteur : ni colonne « Fichier suivi », ni bouton d’action</w:t>
       </w:r>
     </w:p>
-    <w:bookmarkEnd w:id="33"/>
-    <w:bookmarkStart w:id="34" w:name="se-déconnecter"/>
+    <w:bookmarkEnd w:id="37"/>
+    <w:bookmarkStart w:id="38" w:name="se-déconnecter"/>
     <w:p>
       <w:pPr>
         <w:pStyle w:val="Titre2"/>
@@ -1387,9 +1482,9 @@
         </w:pict>
       </w:r>
     </w:p>
-    <w:bookmarkEnd w:id="34"/>
-    <w:bookmarkEnd w:id="35"/>
-    <w:bookmarkStart w:id="39" w:name="le-tableau-de-bord"/>
+    <w:bookmarkEnd w:id="38"/>
+    <w:bookmarkEnd w:id="39"/>
+    <w:bookmarkStart w:id="43" w:name="le-tableau-de-bord"/>
     <w:p>
       <w:pPr>
         <w:pStyle w:val="Titre1"/>
@@ -1415,18 +1510,18 @@
           <wp:inline>
             <wp:extent cx="5753100" cy="3672095"/>
             <wp:effectExtent b="0" l="0" r="0" t="0"/>
-            <wp:docPr descr="Le tableau de bord" title="" id="37" name="Picture"/>
+            <wp:docPr descr="Le tableau de bord" title="" id="41" name="Picture"/>
             <a:graphic>
               <a:graphicData uri="http://schemas.openxmlformats.org/drawingml/2006/picture">
                 <pic:pic>
                   <pic:nvPicPr>
-                    <pic:cNvPr descr="captures/02-tableau-de-bord.png" id="38" name="Picture"/>
+                    <pic:cNvPr descr="captures/02-tableau-de-bord.png" id="42" name="Picture"/>
                     <pic:cNvPicPr>
                       <a:picLocks noChangeArrowheads="1" noChangeAspect="1"/>
                     </pic:cNvPicPr>
                   </pic:nvPicPr>
                   <pic:blipFill>
-                    <a:blip r:embed="rId36"/>
+                    <a:blip r:embed="rId40"/>
                     <a:stretch>
                       <a:fillRect/>
                     </a:stretch>
@@ -1821,8 +1916,8 @@
         </w:pict>
       </w:r>
     </w:p>
-    <w:bookmarkEnd w:id="39"/>
-    <w:bookmarkStart w:id="55" w:name="suivre-une-application"/>
+    <w:bookmarkEnd w:id="43"/>
+    <w:bookmarkStart w:id="59" w:name="suivre-une-application"/>
     <w:p>
       <w:pPr>
         <w:pStyle w:val="Titre1"/>
@@ -1864,18 +1959,18 @@
           <wp:inline>
             <wp:extent cx="5753100" cy="3047345"/>
             <wp:effectExtent b="0" l="0" r="0" t="0"/>
-            <wp:docPr descr="La liste des applications" title="" id="41" name="Picture"/>
+            <wp:docPr descr="La liste des applications" title="" id="45" name="Picture"/>
             <a:graphic>
               <a:graphicData uri="http://schemas.openxmlformats.org/drawingml/2006/picture">
                 <pic:pic>
                   <pic:nvPicPr>
-                    <pic:cNvPr descr="captures/03-applications.png" id="42" name="Picture"/>
+                    <pic:cNvPr descr="captures/03-applications.png" id="46" name="Picture"/>
                     <pic:cNvPicPr>
                       <a:picLocks noChangeArrowheads="1" noChangeAspect="1"/>
                     </pic:cNvPicPr>
                   </pic:nvPicPr>
                   <pic:blipFill>
-                    <a:blip r:embed="rId40"/>
+                    <a:blip r:embed="rId44"/>
                     <a:stretch>
                       <a:fillRect/>
                     </a:stretch>
@@ -1910,7 +2005,7 @@
         <w:t xml:space="preserve">La liste des applications</w:t>
       </w:r>
     </w:p>
-    <w:bookmarkStart w:id="46" w:name="les-logs-en-temps-réel"/>
+    <w:bookmarkStart w:id="50" w:name="les-logs-en-temps-réel"/>
     <w:p>
       <w:pPr>
         <w:pStyle w:val="Titre2"/>
@@ -1928,18 +2023,18 @@
           <wp:inline>
             <wp:extent cx="5753100" cy="4476630"/>
             <wp:effectExtent b="0" l="0" r="0" t="0"/>
-            <wp:docPr descr="Les logs en temps réel" title="" id="44" name="Picture"/>
+            <wp:docPr descr="Les logs en temps réel" title="" id="48" name="Picture"/>
             <a:graphic>
               <a:graphicData uri="http://schemas.openxmlformats.org/drawingml/2006/picture">
                 <pic:pic>
                   <pic:nvPicPr>
-                    <pic:cNvPr descr="captures/04-logs-temps-reel.png" id="45" name="Picture"/>
+                    <pic:cNvPr descr="captures/04-logs-temps-reel.png" id="49" name="Picture"/>
                     <pic:cNvPicPr>
                       <a:picLocks noChangeArrowheads="1" noChangeAspect="1"/>
                     </pic:cNvPicPr>
                   </pic:nvPicPr>
                   <pic:blipFill>
-                    <a:blip r:embed="rId43"/>
+                    <a:blip r:embed="rId47"/>
                     <a:stretch>
                       <a:fillRect/>
                     </a:stretch>
@@ -2121,8 +2216,8 @@
         <w:t xml:space="preserve">inutilisable — précisément au moment où vous en auriez besoin.</w:t>
       </w:r>
     </w:p>
-    <w:bookmarkEnd w:id="46"/>
-    <w:bookmarkStart w:id="50" w:name="rechercher-dans-lhistorique"/>
+    <w:bookmarkEnd w:id="50"/>
+    <w:bookmarkStart w:id="54" w:name="rechercher-dans-lhistorique"/>
     <w:p>
       <w:pPr>
         <w:pStyle w:val="Titre2"/>
@@ -2140,18 +2235,18 @@
           <wp:inline>
             <wp:extent cx="5753100" cy="4269878"/>
             <wp:effectExtent b="0" l="0" r="0" t="0"/>
-            <wp:docPr descr="La recherche historique" title="" id="48" name="Picture"/>
+            <wp:docPr descr="La recherche historique" title="" id="52" name="Picture"/>
             <a:graphic>
               <a:graphicData uri="http://schemas.openxmlformats.org/drawingml/2006/picture">
                 <pic:pic>
                   <pic:nvPicPr>
-                    <pic:cNvPr descr="captures/05-historique.png" id="49" name="Picture"/>
+                    <pic:cNvPr descr="captures/05-historique.png" id="53" name="Picture"/>
                     <pic:cNvPicPr>
                       <a:picLocks noChangeArrowheads="1" noChangeAspect="1"/>
                     </pic:cNvPicPr>
                   </pic:nvPicPr>
                   <pic:blipFill>
-                    <a:blip r:embed="rId47"/>
+                    <a:blip r:embed="rId51"/>
                     <a:stretch>
                       <a:fillRect/>
                     </a:stretch>
@@ -2221,8 +2316,8 @@
         <w:t xml:space="preserve">à 14h03 sur le serveur applicatif s’affiche à 14h03, quel que soit le fuseau de votre poste.</w:t>
       </w:r>
     </w:p>
-    <w:bookmarkEnd w:id="50"/>
-    <w:bookmarkStart w:id="54" w:name="les-services-surveillés"/>
+    <w:bookmarkEnd w:id="54"/>
+    <w:bookmarkStart w:id="58" w:name="les-services-surveillés"/>
     <w:p>
       <w:pPr>
         <w:pStyle w:val="Titre2"/>
@@ -2240,18 +2335,18 @@
           <wp:inline>
             <wp:extent cx="5753100" cy="2400121"/>
             <wp:effectExtent b="0" l="0" r="0" t="0"/>
-            <wp:docPr descr="Les services surveillés" title="" id="52" name="Picture"/>
+            <wp:docPr descr="Les services surveillés" title="" id="56" name="Picture"/>
             <a:graphic>
               <a:graphicData uri="http://schemas.openxmlformats.org/drawingml/2006/picture">
                 <pic:pic>
                   <pic:nvPicPr>
-                    <pic:cNvPr descr="captures/06-services-surveilles.png" id="53" name="Picture"/>
+                    <pic:cNvPr descr="captures/06-services-surveilles.png" id="57" name="Picture"/>
                     <pic:cNvPicPr>
                       <a:picLocks noChangeArrowheads="1" noChangeAspect="1"/>
                     </pic:cNvPicPr>
                   </pic:nvPicPr>
                   <pic:blipFill>
-                    <a:blip r:embed="rId51"/>
+                    <a:blip r:embed="rId55"/>
                     <a:stretch>
                       <a:fillRect/>
                     </a:stretch>
@@ -2345,9 +2440,9 @@
         </w:pict>
       </w:r>
     </w:p>
-    <w:bookmarkEnd w:id="54"/>
-    <w:bookmarkEnd w:id="55"/>
-    <w:bookmarkStart w:id="62" w:name="les-alertes"/>
+    <w:bookmarkEnd w:id="58"/>
+    <w:bookmarkEnd w:id="59"/>
+    <w:bookmarkStart w:id="66" w:name="les-alertes"/>
     <w:p>
       <w:pPr>
         <w:pStyle w:val="Titre1"/>
@@ -2356,7 +2451,7 @@
         <w:t xml:space="preserve">Les alertes</w:t>
       </w:r>
     </w:p>
-    <w:bookmarkStart w:id="59" w:name="consulter"/>
+    <w:bookmarkStart w:id="63" w:name="consulter"/>
     <w:p>
       <w:pPr>
         <w:pStyle w:val="Titre2"/>
@@ -2374,18 +2469,18 @@
           <wp:inline>
             <wp:extent cx="5753100" cy="4269878"/>
             <wp:effectExtent b="0" l="0" r="0" t="0"/>
-            <wp:docPr descr="La liste des alertes" title="" id="57" name="Picture"/>
+            <wp:docPr descr="La liste des alertes" title="" id="61" name="Picture"/>
             <a:graphic>
               <a:graphicData uri="http://schemas.openxmlformats.org/drawingml/2006/picture">
                 <pic:pic>
                   <pic:nvPicPr>
-                    <pic:cNvPr descr="captures/09-alertes.png" id="58" name="Picture"/>
+                    <pic:cNvPr descr="captures/09-alertes.png" id="62" name="Picture"/>
                     <pic:cNvPicPr>
                       <a:picLocks noChangeArrowheads="1" noChangeAspect="1"/>
                     </pic:cNvPicPr>
                   </pic:nvPicPr>
                   <pic:blipFill>
-                    <a:blip r:embed="rId56"/>
+                    <a:blip r:embed="rId60"/>
                     <a:stretch>
                       <a:fillRect/>
                     </a:stretch>
@@ -2464,8 +2559,8 @@
         <w:t xml:space="preserve">de déclenchement, et les canaux sur lesquels elle a été notifiée.</w:t>
       </w:r>
     </w:p>
-    <w:bookmarkEnd w:id="59"/>
-    <w:bookmarkStart w:id="60" w:name="résoudre-superviseurs-et-administrateurs"/>
+    <w:bookmarkEnd w:id="63"/>
+    <w:bookmarkStart w:id="64" w:name="résoudre-superviseurs-et-administrateurs"/>
     <w:p>
       <w:pPr>
         <w:pStyle w:val="Titre2"/>
@@ -2536,8 +2631,8 @@
         <w:t xml:space="preserve">Le bon réflexe est donc de traiter la cause d’abord, puis de résoudre — et non l’inverse.</w:t>
       </w:r>
     </w:p>
-    <w:bookmarkEnd w:id="60"/>
-    <w:bookmarkStart w:id="61" w:name="le-son"/>
+    <w:bookmarkEnd w:id="64"/>
+    <w:bookmarkStart w:id="65" w:name="le-son"/>
     <w:p>
       <w:pPr>
         <w:pStyle w:val="Titre2"/>
@@ -2635,18 +2730,545 @@
         </w:pict>
       </w:r>
     </w:p>
-    <w:bookmarkEnd w:id="61"/>
-    <w:bookmarkEnd w:id="62"/>
-    <w:bookmarkStart w:id="90" w:name="guide-de-ladministrateur"/>
+    <w:bookmarkEnd w:id="65"/>
+    <w:bookmarkEnd w:id="66"/>
+    <w:bookmarkStart w:id="81" w:name="protéger-son-compte"/>
     <w:p>
       <w:pPr>
         <w:pStyle w:val="Titre1"/>
       </w:pPr>
       <w:r>
+        <w:t xml:space="preserve">Protéger son compte</w:t>
+      </w:r>
+    </w:p>
+    <w:p>
+      <w:pPr>
+        <w:pStyle w:val="FirstParagraph"/>
+      </w:pPr>
+      <w:r>
+        <w:t xml:space="preserve">L’écran</w:t>
+      </w:r>
+      <w:r>
+        <w:t xml:space="preserve"> </w:t>
+      </w:r>
+      <w:r>
+        <w:rPr>
+          <w:b/>
+          <w:bCs/>
+        </w:rPr>
+        <w:t xml:space="preserve">Mon compte</w:t>
+      </w:r>
+      <w:r>
+        <w:t xml:space="preserve"> </w:t>
+      </w:r>
+      <w:r>
+        <w:t xml:space="preserve">s’ouvre en cliquant sur votre nom, en haut à droite.</w:t>
+      </w:r>
+    </w:p>
+    <w:p>
+      <w:pPr>
+        <w:pStyle w:val="CaptionedFigure"/>
+      </w:pPr>
+      <w:r>
+        <w:drawing>
+          <wp:inline>
+            <wp:extent cx="5399999" cy="2273906"/>
+            <wp:effectExtent b="0" l="0" r="0" t="0"/>
+            <wp:docPr descr="Mon compte" title="" id="68" name="Picture"/>
+            <a:graphic>
+              <a:graphicData uri="http://schemas.openxmlformats.org/drawingml/2006/picture">
+                <pic:pic>
+                  <pic:nvPicPr>
+                    <pic:cNvPr descr="captures/14-mon-compte.png" id="69" name="Picture"/>
+                    <pic:cNvPicPr>
+                      <a:picLocks noChangeArrowheads="1" noChangeAspect="1"/>
+                    </pic:cNvPicPr>
+                  </pic:nvPicPr>
+                  <pic:blipFill>
+                    <a:blip r:embed="rId67"/>
+                    <a:stretch>
+                      <a:fillRect/>
+                    </a:stretch>
+                  </pic:blipFill>
+                  <pic:spPr bwMode="auto">
+                    <a:xfrm>
+                      <a:off x="0" y="0"/>
+                      <a:ext cx="5399999" cy="2273906"/>
+                    </a:xfrm>
+                    <a:prstGeom prst="rect">
+                      <a:avLst/>
+                    </a:prstGeom>
+                    <a:noFill/>
+                    <a:ln w="9525">
+                      <a:noFill/>
+                      <a:headEnd/>
+                      <a:tailEnd/>
+                    </a:ln>
+                  </pic:spPr>
+                </pic:pic>
+              </a:graphicData>
+            </a:graphic>
+          </wp:inline>
+        </w:drawing>
+      </w:r>
+    </w:p>
+    <w:p>
+      <w:pPr>
+        <w:pStyle w:val="ImageCaption"/>
+      </w:pPr>
+      <w:r>
+        <w:t xml:space="preserve">Mon compte</w:t>
+      </w:r>
+    </w:p>
+    <w:p>
+      <w:pPr>
+        <w:pStyle w:val="Corpsdetexte"/>
+      </w:pPr>
+      <w:r>
+        <w:t xml:space="preserve">Votre mot de passe est celui de votre compte Windows : il se change dans l’Active Directory, pas</w:t>
+      </w:r>
+      <w:r>
+        <w:t xml:space="preserve"> </w:t>
+      </w:r>
+      <w:r>
+        <w:t xml:space="preserve">ici. Sentinel n’en conserve aucune trace.</w:t>
+      </w:r>
+    </w:p>
+    <w:bookmarkStart w:id="80" w:name="la-double-authentification"/>
+    <w:p>
+      <w:pPr>
+        <w:pStyle w:val="Titre2"/>
+      </w:pPr>
+      <w:r>
+        <w:t xml:space="preserve">La double authentification</w:t>
+      </w:r>
+    </w:p>
+    <w:p>
+      <w:pPr>
+        <w:pStyle w:val="FirstParagraph"/>
+      </w:pPr>
+      <w:r>
+        <w:t xml:space="preserve">Un code à six chiffres, renouvelé toutes les trente secondes par une application d’authentification</w:t>
+      </w:r>
+      <w:r>
+        <w:t xml:space="preserve"> </w:t>
+      </w:r>
+      <w:r>
+        <w:t xml:space="preserve">— Google Authenticator, Authy, FreeOTP. Il s’ajoute au mot de passe : le connaître ne suffit plus</w:t>
+      </w:r>
+      <w:r>
+        <w:t xml:space="preserve"> </w:t>
+      </w:r>
+      <w:r>
+        <w:t xml:space="preserve">à entrer.</w:t>
+      </w:r>
+    </w:p>
+    <w:bookmarkStart w:id="73" w:name="lactiver"/>
+    <w:p>
+      <w:pPr>
+        <w:pStyle w:val="Titre3"/>
+      </w:pPr>
+      <w:r>
+        <w:t xml:space="preserve">L’activer</w:t>
+      </w:r>
+    </w:p>
+    <w:p>
+      <w:pPr>
+        <w:pStyle w:val="CaptionedFigure"/>
+      </w:pPr>
+      <w:r>
+        <w:drawing>
+          <wp:inline>
+            <wp:extent cx="5399999" cy="4062656"/>
+            <wp:effectExtent b="0" l="0" r="0" t="0"/>
+            <wp:docPr descr="L’appairage" title="" id="71" name="Picture"/>
+            <a:graphic>
+              <a:graphicData uri="http://schemas.openxmlformats.org/drawingml/2006/picture">
+                <pic:pic>
+                  <pic:nvPicPr>
+                    <pic:cNvPr descr="captures/15-appairage-2fa.png" id="72" name="Picture"/>
+                    <pic:cNvPicPr>
+                      <a:picLocks noChangeArrowheads="1" noChangeAspect="1"/>
+                    </pic:cNvPicPr>
+                  </pic:nvPicPr>
+                  <pic:blipFill>
+                    <a:blip r:embed="rId70"/>
+                    <a:stretch>
+                      <a:fillRect/>
+                    </a:stretch>
+                  </pic:blipFill>
+                  <pic:spPr bwMode="auto">
+                    <a:xfrm>
+                      <a:off x="0" y="0"/>
+                      <a:ext cx="5399999" cy="4062656"/>
+                    </a:xfrm>
+                    <a:prstGeom prst="rect">
+                      <a:avLst/>
+                    </a:prstGeom>
+                    <a:noFill/>
+                    <a:ln w="9525">
+                      <a:noFill/>
+                      <a:headEnd/>
+                      <a:tailEnd/>
+                    </a:ln>
+                  </pic:spPr>
+                </pic:pic>
+              </a:graphicData>
+            </a:graphic>
+          </wp:inline>
+        </w:drawing>
+      </w:r>
+    </w:p>
+    <w:p>
+      <w:pPr>
+        <w:pStyle w:val="ImageCaption"/>
+      </w:pPr>
+      <w:r>
+        <w:t xml:space="preserve">L’appairage</w:t>
+      </w:r>
+    </w:p>
+    <w:p>
+      <w:pPr>
+        <w:pStyle w:val="Compact"/>
+        <w:numPr>
+          <w:ilvl w:val="0"/>
+          <w:numId w:val="1004"/>
+        </w:numPr>
+      </w:pPr>
+      <w:r>
+        <w:t xml:space="preserve">Cliquez sur</w:t>
+      </w:r>
+      <w:r>
+        <w:t xml:space="preserve"> </w:t>
+      </w:r>
+      <w:r>
+        <w:rPr>
+          <w:b/>
+          <w:bCs/>
+        </w:rPr>
+        <w:t xml:space="preserve">Activer la double authentification</w:t>
+      </w:r>
+      <w:r>
+        <w:t xml:space="preserve"> </w:t>
+      </w:r>
+      <w:r>
+        <w:t xml:space="preserve">;</w:t>
+      </w:r>
+    </w:p>
+    <w:p>
+      <w:pPr>
+        <w:pStyle w:val="Compact"/>
+        <w:numPr>
+          <w:ilvl w:val="0"/>
+          <w:numId w:val="1004"/>
+        </w:numPr>
+      </w:pPr>
+      <w:r>
+        <w:t xml:space="preserve">dans votre application d’authentification, choisissez « ajouter un compte », puis scannez le QR</w:t>
+      </w:r>
+      <w:r>
+        <w:t xml:space="preserve"> </w:t>
+      </w:r>
+      <w:r>
+        <w:t xml:space="preserve">code affiché ;</w:t>
+      </w:r>
+    </w:p>
+    <w:p>
+      <w:pPr>
+        <w:pStyle w:val="Compact"/>
+        <w:numPr>
+          <w:ilvl w:val="0"/>
+          <w:numId w:val="1004"/>
+        </w:numPr>
+      </w:pPr>
+      <w:r>
+        <w:t xml:space="preserve">saisissez le code à six chiffres que l’application affiche, et validez.</w:t>
+      </w:r>
+    </w:p>
+    <w:p>
+      <w:pPr>
+        <w:pStyle w:val="FirstParagraph"/>
+      </w:pPr>
+      <w:r>
+        <w:t xml:space="preserve">Tant que cette troisième étape n’est pas faite,</w:t>
+      </w:r>
+      <w:r>
+        <w:t xml:space="preserve"> </w:t>
+      </w:r>
+      <w:r>
+        <w:rPr>
+          <w:b/>
+          <w:bCs/>
+        </w:rPr>
+        <w:t xml:space="preserve">rien n’est activé</w:t>
+      </w:r>
+      <w:r>
+        <w:t xml:space="preserve">. C’est volontaire : si le QR</w:t>
+      </w:r>
+      <w:r>
+        <w:t xml:space="preserve"> </w:t>
+      </w:r>
+      <w:r>
+        <w:t xml:space="preserve">avait été mal scanné, vous vous retrouveriez enfermé dehors à votre prochaine connexion sans avoir</w:t>
+      </w:r>
+      <w:r>
+        <w:t xml:space="preserve"> </w:t>
+      </w:r>
+      <w:r>
+        <w:t xml:space="preserve">rien fait de mal.</w:t>
+      </w:r>
+    </w:p>
+    <w:p>
+      <w:pPr>
+        <w:pStyle w:val="BlockText"/>
+      </w:pPr>
+      <w:r>
+        <w:t xml:space="preserve">Si vous ne pouvez pas scanner — écran trop petit, appareil photo indisponible — dépliez</w:t>
+      </w:r>
+      <w:r>
+        <w:t xml:space="preserve"> </w:t>
+      </w:r>
+      <w:r>
+        <w:t xml:space="preserve">« Impossible de scanner ? » et recopiez la clé à la main dans votre application.</w:t>
+      </w:r>
+    </w:p>
+    <w:bookmarkEnd w:id="73"/>
+    <w:bookmarkStart w:id="77" w:name="les-codes-de-récupération"/>
+    <w:p>
+      <w:pPr>
+        <w:pStyle w:val="Titre3"/>
+      </w:pPr>
+      <w:r>
+        <w:t xml:space="preserve">Les codes de récupération</w:t>
+      </w:r>
+    </w:p>
+    <w:p>
+      <w:pPr>
+        <w:pStyle w:val="CaptionedFigure"/>
+      </w:pPr>
+      <w:r>
+        <w:drawing>
+          <wp:inline>
+            <wp:extent cx="5399999" cy="3796874"/>
+            <wp:effectExtent b="0" l="0" r="0" t="0"/>
+            <wp:docPr descr="Les codes de récupération" title="" id="75" name="Picture"/>
+            <a:graphic>
+              <a:graphicData uri="http://schemas.openxmlformats.org/drawingml/2006/picture">
+                <pic:pic>
+                  <pic:nvPicPr>
+                    <pic:cNvPr descr="captures/16-codes-de-recuperation.png" id="76" name="Picture"/>
+                    <pic:cNvPicPr>
+                      <a:picLocks noChangeArrowheads="1" noChangeAspect="1"/>
+                    </pic:cNvPicPr>
+                  </pic:nvPicPr>
+                  <pic:blipFill>
+                    <a:blip r:embed="rId74"/>
+                    <a:stretch>
+                      <a:fillRect/>
+                    </a:stretch>
+                  </pic:blipFill>
+                  <pic:spPr bwMode="auto">
+                    <a:xfrm>
+                      <a:off x="0" y="0"/>
+                      <a:ext cx="5399999" cy="3796874"/>
+                    </a:xfrm>
+                    <a:prstGeom prst="rect">
+                      <a:avLst/>
+                    </a:prstGeom>
+                    <a:noFill/>
+                    <a:ln w="9525">
+                      <a:noFill/>
+                      <a:headEnd/>
+                      <a:tailEnd/>
+                    </a:ln>
+                  </pic:spPr>
+                </pic:pic>
+              </a:graphicData>
+            </a:graphic>
+          </wp:inline>
+        </w:drawing>
+      </w:r>
+    </w:p>
+    <w:p>
+      <w:pPr>
+        <w:pStyle w:val="ImageCaption"/>
+      </w:pPr>
+      <w:r>
+        <w:t xml:space="preserve">Les codes de récupération</w:t>
+      </w:r>
+    </w:p>
+    <w:p>
+      <w:pPr>
+        <w:pStyle w:val="Corpsdetexte"/>
+      </w:pPr>
+      <w:r>
+        <w:t xml:space="preserve">L’activation affiche</w:t>
+      </w:r>
+      <w:r>
+        <w:t xml:space="preserve"> </w:t>
+      </w:r>
+      <w:r>
+        <w:rPr>
+          <w:b/>
+          <w:bCs/>
+        </w:rPr>
+        <w:t xml:space="preserve">dix codes de récupération</w:t>
+      </w:r>
+      <w:r>
+        <w:t xml:space="preserve">. Ils ne seront</w:t>
+      </w:r>
+      <w:r>
+        <w:t xml:space="preserve"> </w:t>
+      </w:r>
+      <w:r>
+        <w:rPr>
+          <w:b/>
+          <w:bCs/>
+        </w:rPr>
+        <w:t xml:space="preserve">plus jamais affichés</w:t>
+      </w:r>
+      <w:r>
+        <w:t xml:space="preserve">.</w:t>
+      </w:r>
+    </w:p>
+    <w:p>
+      <w:pPr>
+        <w:pStyle w:val="Corpsdetexte"/>
+      </w:pPr>
+      <w:r>
+        <w:t xml:space="preserve">Imprimez-les, ou rangez-les dans votre gestionnaire de mots de passe. Chacun ne sert qu’une fois, et</w:t>
+      </w:r>
+      <w:r>
+        <w:t xml:space="preserve"> </w:t>
+      </w:r>
+      <w:r>
+        <w:t xml:space="preserve">permet d’entrer si votre téléphone est perdu, cassé ou simplement resté chez vous. Saisissez-en un</w:t>
+      </w:r>
+      <w:r>
+        <w:t xml:space="preserve"> </w:t>
+      </w:r>
+      <w:r>
+        <w:t xml:space="preserve">dans le champ du code, à la place des six chiffres.</w:t>
+      </w:r>
+    </w:p>
+    <w:p>
+      <w:pPr>
+        <w:pStyle w:val="Corpsdetexte"/>
+      </w:pPr>
+      <w:r>
+        <w:t xml:space="preserve">Quand il vous en reste peu, régénérez-en depuis cet écran. Les précédents cessent alors de</w:t>
+      </w:r>
+      <w:r>
+        <w:t xml:space="preserve"> </w:t>
+      </w:r>
+      <w:r>
+        <w:t xml:space="preserve">fonctionner.</w:t>
+      </w:r>
+    </w:p>
+    <w:bookmarkEnd w:id="77"/>
+    <w:bookmarkStart w:id="78" w:name="si-vous-perdez-votre-téléphone"/>
+    <w:p>
+      <w:pPr>
+        <w:pStyle w:val="Titre3"/>
+      </w:pPr>
+      <w:r>
+        <w:t xml:space="preserve">Si vous perdez votre téléphone</w:t>
+      </w:r>
+    </w:p>
+    <w:p>
+      <w:pPr>
+        <w:pStyle w:val="FirstParagraph"/>
+      </w:pPr>
+      <w:r>
+        <w:t xml:space="preserve">Utilisez un code de récupération pour entrer, puis reconfigurez la double authentification sur votre</w:t>
+      </w:r>
+      <w:r>
+        <w:t xml:space="preserve"> </w:t>
+      </w:r>
+      <w:r>
+        <w:t xml:space="preserve">nouvel appareil.</w:t>
+      </w:r>
+    </w:p>
+    <w:p>
+      <w:pPr>
+        <w:pStyle w:val="Corpsdetexte"/>
+      </w:pPr>
+      <w:r>
+        <w:t xml:space="preserve">Si vous n’avez plus ni téléphone ni codes, un administrateur peut réinitialiser votre double</w:t>
+      </w:r>
+      <w:r>
+        <w:t xml:space="preserve"> </w:t>
+      </w:r>
+      <w:r>
+        <w:t xml:space="preserve">authentification. Vous vous reconnecterez alors avec votre seul mot de passe, et pourrez la</w:t>
+      </w:r>
+      <w:r>
+        <w:t xml:space="preserve"> </w:t>
+      </w:r>
+      <w:r>
+        <w:t xml:space="preserve">reconfigurer.</w:t>
+      </w:r>
+    </w:p>
+    <w:bookmarkEnd w:id="78"/>
+    <w:bookmarkStart w:id="79" w:name="un-code-toujours-refusé"/>
+    <w:p>
+      <w:pPr>
+        <w:pStyle w:val="Titre3"/>
+      </w:pPr>
+      <w:r>
+        <w:t xml:space="preserve">Un code toujours refusé ?</w:t>
+      </w:r>
+    </w:p>
+    <w:p>
+      <w:pPr>
+        <w:pStyle w:val="FirstParagraph"/>
+      </w:pPr>
+      <w:r>
+        <w:t xml:space="preserve">Presque toujours l’</w:t>
+      </w:r>
+      <w:r>
+        <w:rPr>
+          <w:b/>
+          <w:bCs/>
+        </w:rPr>
+        <w:t xml:space="preserve">horloge du téléphone</w:t>
+      </w:r>
+      <w:r>
+        <w:t xml:space="preserve">. Ces codes dépendent de l’heure : une minute d’écart</w:t>
+      </w:r>
+      <w:r>
+        <w:t xml:space="preserve"> </w:t>
+      </w:r>
+      <w:r>
+        <w:t xml:space="preserve">suffit à les rendre invalides. Activez le réglage automatique de la date et de l’heure sur votre</w:t>
+      </w:r>
+      <w:r>
+        <w:t xml:space="preserve"> </w:t>
+      </w:r>
+      <w:r>
+        <w:t xml:space="preserve">téléphone.</w:t>
+      </w:r>
+    </w:p>
+    <w:p>
+      <w:r>
+        <w:pict>
+          <v:rect style="width:0;height:1.5pt" o:hralign="center" o:hrstd="t" o:hr="t"/>
+        </w:pict>
+      </w:r>
+    </w:p>
+    <w:bookmarkEnd w:id="79"/>
+    <w:bookmarkEnd w:id="80"/>
+    <w:bookmarkEnd w:id="81"/>
+    <w:bookmarkStart w:id="110" w:name="guide-de-ladministrateur"/>
+    <w:p>
+      <w:pPr>
+        <w:pStyle w:val="Titre1"/>
+      </w:pPr>
+      <w:r>
         <w:t xml:space="preserve">Guide de l’administrateur</w:t>
       </w:r>
     </w:p>
-    <w:bookmarkStart w:id="63" w:name="déclarer-une-application"/>
+    <w:bookmarkStart w:id="82" w:name="déclarer-une-application"/>
     <w:p>
       <w:pPr>
         <w:pStyle w:val="Titre2"/>
@@ -2995,8 +3617,8 @@
         <w:t xml:space="preserve">section 10.</w:t>
       </w:r>
     </w:p>
-    <w:bookmarkEnd w:id="63"/>
-    <w:bookmarkStart w:id="64" w:name="surveiller-des-services"/>
+    <w:bookmarkEnd w:id="82"/>
+    <w:bookmarkStart w:id="83" w:name="surveiller-des-services"/>
     <w:p>
       <w:pPr>
         <w:pStyle w:val="Titre2"/>
@@ -3116,8 +3738,8 @@
         <w:t xml:space="preserve">que plus personne ne le surveille.</w:t>
       </w:r>
     </w:p>
-    <w:bookmarkEnd w:id="64"/>
-    <w:bookmarkStart w:id="68" w:name="régler-les-règles-dalerte"/>
+    <w:bookmarkEnd w:id="83"/>
+    <w:bookmarkStart w:id="87" w:name="régler-les-règles-dalerte"/>
     <w:p>
       <w:pPr>
         <w:pStyle w:val="Titre2"/>
@@ -3135,18 +3757,18 @@
           <wp:inline>
             <wp:extent cx="5753100" cy="4409211"/>
             <wp:effectExtent b="0" l="0" r="0" t="0"/>
-            <wp:docPr descr="Les règles d’alerte" title="" id="66" name="Picture"/>
+            <wp:docPr descr="Les règles d’alerte" title="" id="85" name="Picture"/>
             <a:graphic>
               <a:graphicData uri="http://schemas.openxmlformats.org/drawingml/2006/picture">
                 <pic:pic>
                   <pic:nvPicPr>
-                    <pic:cNvPr descr="captures/07-regles-alerte.png" id="67" name="Picture"/>
+                    <pic:cNvPr descr="captures/07-regles-alerte.png" id="86" name="Picture"/>
                     <pic:cNvPicPr>
                       <a:picLocks noChangeArrowheads="1" noChangeAspect="1"/>
                     </pic:cNvPicPr>
                   </pic:nvPicPr>
                   <pic:blipFill>
-                    <a:blip r:embed="rId65"/>
+                    <a:blip r:embed="rId84"/>
                     <a:stretch>
                       <a:fillRect/>
                     </a:stretch>
@@ -3508,8 +4130,8 @@
         <w:t xml:space="preserve">temporairement une alerte connue, pendant une maintenance.</w:t>
       </w:r>
     </w:p>
-    <w:bookmarkEnd w:id="68"/>
-    <w:bookmarkStart w:id="72" w:name="configurer-une-application"/>
+    <w:bookmarkEnd w:id="87"/>
+    <w:bookmarkStart w:id="91" w:name="configurer-une-application"/>
     <w:p>
       <w:pPr>
         <w:pStyle w:val="Titre2"/>
@@ -3527,18 +4149,18 @@
           <wp:inline>
             <wp:extent cx="5753100" cy="4651920"/>
             <wp:effectExtent b="0" l="0" r="0" t="0"/>
-            <wp:docPr descr="La configuration d’une application" title="" id="70" name="Picture"/>
+            <wp:docPr descr="La configuration d’une application" title="" id="89" name="Picture"/>
             <a:graphic>
               <a:graphicData uri="http://schemas.openxmlformats.org/drawingml/2006/picture">
                 <pic:pic>
                   <pic:nvPicPr>
-                    <pic:cNvPr descr="captures/08-configuration-application.png" id="71" name="Picture"/>
+                    <pic:cNvPr descr="captures/08-configuration-application.png" id="90" name="Picture"/>
                     <pic:cNvPicPr>
                       <a:picLocks noChangeArrowheads="1" noChangeAspect="1"/>
                     </pic:cNvPicPr>
                   </pic:nvPicPr>
                   <pic:blipFill>
-                    <a:blip r:embed="rId69"/>
+                    <a:blip r:embed="rId88"/>
                     <a:stretch>
                       <a:fillRect/>
                     </a:stretch>
@@ -3678,8 +4300,8 @@
         <w:t xml:space="preserve">le tableau de bord — elle n’est simplement pas envoyée par SMS.</w:t>
       </w:r>
     </w:p>
-    <w:bookmarkEnd w:id="72"/>
-    <w:bookmarkStart w:id="79" w:name="configuration-globale-et-généralisation"/>
+    <w:bookmarkEnd w:id="91"/>
+    <w:bookmarkStart w:id="98" w:name="configuration-globale-et-généralisation"/>
     <w:p>
       <w:pPr>
         <w:pStyle w:val="Titre2"/>
@@ -3697,18 +4319,18 @@
           <wp:inline>
             <wp:extent cx="5753100" cy="4944070"/>
             <wp:effectExtent b="0" l="0" r="0" t="0"/>
-            <wp:docPr descr="La configuration globale" title="" id="74" name="Picture"/>
+            <wp:docPr descr="La configuration globale" title="" id="93" name="Picture"/>
             <a:graphic>
               <a:graphicData uri="http://schemas.openxmlformats.org/drawingml/2006/picture">
                 <pic:pic>
                   <pic:nvPicPr>
-                    <pic:cNvPr descr="captures/10-configuration-globale.png" id="75" name="Picture"/>
+                    <pic:cNvPr descr="captures/10-configuration-globale.png" id="94" name="Picture"/>
                     <pic:cNvPicPr>
                       <a:picLocks noChangeArrowheads="1" noChangeAspect="1"/>
                     </pic:cNvPicPr>
                   </pic:nvPicPr>
                   <pic:blipFill>
-                    <a:blip r:embed="rId73"/>
+                    <a:blip r:embed="rId92"/>
                     <a:stretch>
                       <a:fillRect/>
                     </a:stretch>
@@ -3817,18 +4439,18 @@
           <wp:inline>
             <wp:extent cx="5753100" cy="3694568"/>
             <wp:effectExtent b="0" l="0" r="0" t="0"/>
-            <wp:docPr descr="L’écran de généralisation" title="" id="77" name="Picture"/>
+            <wp:docPr descr="L’écran de généralisation" title="" id="96" name="Picture"/>
             <a:graphic>
               <a:graphicData uri="http://schemas.openxmlformats.org/drawingml/2006/picture">
                 <pic:pic>
                   <pic:nvPicPr>
-                    <pic:cNvPr descr="captures/11-generaliser.png" id="78" name="Picture"/>
+                    <pic:cNvPr descr="captures/11-generaliser.png" id="97" name="Picture"/>
                     <pic:cNvPicPr>
                       <a:picLocks noChangeArrowheads="1" noChangeAspect="1"/>
                     </pic:cNvPicPr>
                   </pic:nvPicPr>
                   <pic:blipFill>
-                    <a:blip r:embed="rId76"/>
+                    <a:blip r:embed="rId95"/>
                     <a:stretch>
                       <a:fillRect/>
                     </a:stretch>
@@ -3890,8 +4512,8 @@
         <w:t xml:space="preserve">écrase leurs réglages propres : c’est explicite et volontaire.</w:t>
       </w:r>
     </w:p>
-    <w:bookmarkEnd w:id="79"/>
-    <w:bookmarkStart w:id="88" w:name="gérer-les-utilisateurs"/>
+    <w:bookmarkEnd w:id="98"/>
+    <w:bookmarkStart w:id="108" w:name="gérer-les-utilisateurs"/>
     <w:p>
       <w:pPr>
         <w:pStyle w:val="Titre2"/>
@@ -3909,18 +4531,18 @@
           <wp:inline>
             <wp:extent cx="5753100" cy="4494609"/>
             <wp:effectExtent b="0" l="0" r="0" t="0"/>
-            <wp:docPr descr="La gestion des utilisateurs" title="" id="81" name="Picture"/>
+            <wp:docPr descr="La gestion des utilisateurs" title="" id="100" name="Picture"/>
             <a:graphic>
               <a:graphicData uri="http://schemas.openxmlformats.org/drawingml/2006/picture">
                 <pic:pic>
                   <pic:nvPicPr>
-                    <pic:cNvPr descr="captures/12-utilisateurs.png" id="82" name="Picture"/>
+                    <pic:cNvPr descr="captures/12-utilisateurs.png" id="101" name="Picture"/>
                     <pic:cNvPicPr>
                       <a:picLocks noChangeArrowheads="1" noChangeAspect="1"/>
                     </pic:cNvPicPr>
                   </pic:nvPicPr>
                   <pic:blipFill>
-                    <a:blip r:embed="rId80"/>
+                    <a:blip r:embed="rId99"/>
                     <a:stretch>
                       <a:fillRect/>
                     </a:stretch>
@@ -3955,7 +4577,7 @@
         <w:t xml:space="preserve">La gestion des utilisateurs</w:t>
       </w:r>
     </w:p>
-    <w:bookmarkStart w:id="83" w:name="ajouter-une-personne"/>
+    <w:bookmarkStart w:id="102" w:name="ajouter-une-personne"/>
     <w:p>
       <w:pPr>
         <w:pStyle w:val="Titre3"/>
@@ -3993,7 +4615,7 @@
         <w:pStyle w:val="Compact"/>
         <w:numPr>
           <w:ilvl w:val="0"/>
-          <w:numId w:val="1004"/>
+          <w:numId w:val="1005"/>
         </w:numPr>
       </w:pPr>
       <w:r>
@@ -4005,7 +4627,7 @@
         <w:pStyle w:val="Compact"/>
         <w:numPr>
           <w:ilvl w:val="0"/>
-          <w:numId w:val="1004"/>
+          <w:numId w:val="1005"/>
         </w:numPr>
       </w:pPr>
       <w:r>
@@ -4017,7 +4639,7 @@
         <w:pStyle w:val="Compact"/>
         <w:numPr>
           <w:ilvl w:val="0"/>
-          <w:numId w:val="1004"/>
+          <w:numId w:val="1005"/>
         </w:numPr>
       </w:pPr>
       <w:r>
@@ -4057,8 +4679,8 @@
         <w:t xml:space="preserve">connecter, et dont personne ne comprendrait pourquoi.</w:t>
       </w:r>
     </w:p>
-    <w:bookmarkEnd w:id="83"/>
-    <w:bookmarkStart w:id="84" w:name="choisir-le-rôle"/>
+    <w:bookmarkEnd w:id="102"/>
+    <w:bookmarkStart w:id="103" w:name="choisir-le-rôle"/>
     <w:p>
       <w:pPr>
         <w:pStyle w:val="Titre3"/>
@@ -4212,8 +4834,8 @@
         <w:t xml:space="preserve">compris pour une personne déjà connectée.</w:t>
       </w:r>
     </w:p>
-    <w:bookmarkEnd w:id="84"/>
-    <w:bookmarkStart w:id="85" w:name="retirer-laccès"/>
+    <w:bookmarkEnd w:id="103"/>
+    <w:bookmarkStart w:id="104" w:name="retirer-laccès"/>
     <w:p>
       <w:pPr>
         <w:pStyle w:val="Titre3"/>
@@ -4296,8 +4918,8 @@
         <w:t xml:space="preserve">à son compte Windows.</w:t>
       </w:r>
     </w:p>
-    <w:bookmarkEnd w:id="85"/>
-    <w:bookmarkStart w:id="86" w:name="garde-fous"/>
+    <w:bookmarkEnd w:id="104"/>
+    <w:bookmarkStart w:id="105" w:name="garde-fous"/>
     <w:p>
       <w:pPr>
         <w:pStyle w:val="Titre3"/>
@@ -4320,8 +4942,153 @@
         <w:t xml:space="preserve">administrateur actif. Ces refus évitent de se retrouver enfermé dehors.</w:t>
       </w:r>
     </w:p>
-    <w:bookmarkEnd w:id="86"/>
-    <w:bookmarkStart w:id="87" w:name="les-deux-comptes-techniques"/>
+    <w:bookmarkEnd w:id="105"/>
+    <w:bookmarkStart w:id="106" w:name="la-double-authentification-1"/>
+    <w:p>
+      <w:pPr>
+        <w:pStyle w:val="Titre3"/>
+      </w:pPr>
+      <w:r>
+        <w:t xml:space="preserve">La double authentification</w:t>
+      </w:r>
+    </w:p>
+    <w:p>
+      <w:pPr>
+        <w:pStyle w:val="FirstParagraph"/>
+      </w:pPr>
+      <w:r>
+        <w:t xml:space="preserve">La colonne</w:t>
+      </w:r>
+      <w:r>
+        <w:t xml:space="preserve"> </w:t>
+      </w:r>
+      <w:r>
+        <w:rPr>
+          <w:b/>
+          <w:bCs/>
+        </w:rPr>
+        <w:t xml:space="preserve">2FA</w:t>
+      </w:r>
+      <w:r>
+        <w:t xml:space="preserve"> </w:t>
+      </w:r>
+      <w:r>
+        <w:t xml:space="preserve">indique qui l’a activée. Cliquer sur « active » la</w:t>
+      </w:r>
+      <w:r>
+        <w:t xml:space="preserve"> </w:t>
+      </w:r>
+      <w:r>
+        <w:rPr>
+          <w:b/>
+          <w:bCs/>
+        </w:rPr>
+        <w:t xml:space="preserve">réinitialise</w:t>
+      </w:r>
+      <w:r>
+        <w:t xml:space="preserve"> </w:t>
+      </w:r>
+      <w:r>
+        <w:t xml:space="preserve">— c’est le</w:t>
+      </w:r>
+      <w:r>
+        <w:t xml:space="preserve"> </w:t>
+      </w:r>
+      <w:r>
+        <w:t xml:space="preserve">geste à faire pour quelqu’un qui a perdu son téléphone et n’a plus ses codes de récupération. La</w:t>
+      </w:r>
+      <w:r>
+        <w:t xml:space="preserve"> </w:t>
+      </w:r>
+      <w:r>
+        <w:t xml:space="preserve">personne se reconnectera avec son seul mot de passe, et pourra la reconfigurer.</w:t>
+      </w:r>
+    </w:p>
+    <w:p>
+      <w:pPr>
+        <w:pStyle w:val="Corpsdetexte"/>
+      </w:pPr>
+      <w:r>
+        <w:t xml:space="preserve">Vous ne pouvez pas l’activer à la place de quelqu’un : l’appairage suppose de scanner un QR code</w:t>
+      </w:r>
+      <w:r>
+        <w:t xml:space="preserve"> </w:t>
+      </w:r>
+      <w:r>
+        <w:t xml:space="preserve">avec son propre téléphone.</w:t>
+      </w:r>
+    </w:p>
+    <w:p>
+      <w:pPr>
+        <w:pStyle w:val="Corpsdetexte"/>
+      </w:pPr>
+      <w:r>
+        <w:t xml:space="preserve">La case</w:t>
+      </w:r>
+      <w:r>
+        <w:t xml:space="preserve"> </w:t>
+      </w:r>
+      <w:r>
+        <w:rPr>
+          <w:b/>
+          <w:bCs/>
+        </w:rPr>
+        <w:t xml:space="preserve">L’imposer à tous les comptes nominatifs</w:t>
+      </w:r>
+      <w:r>
+        <w:t xml:space="preserve"> </w:t>
+      </w:r>
+      <w:r>
+        <w:t xml:space="preserve">la rend obligatoire. Attention à ce qu’elle</w:t>
+      </w:r>
+      <w:r>
+        <w:t xml:space="preserve"> </w:t>
+      </w:r>
+      <w:r>
+        <w:t xml:space="preserve">implique : au moment où vous la cochez, personne ne l’a encore configurée. Les comptes concernés</w:t>
+      </w:r>
+      <w:r>
+        <w:t xml:space="preserve"> </w:t>
+      </w:r>
+      <w:r>
+        <w:t xml:space="preserve">pourront se connecter, mais leur session ne donnera accès</w:t>
+      </w:r>
+      <w:r>
+        <w:t xml:space="preserve"> </w:t>
+      </w:r>
+      <w:r>
+        <w:rPr>
+          <w:b/>
+          <w:bCs/>
+        </w:rPr>
+        <w:t xml:space="preserve">qu’à l’écran Mon compte</w:t>
+      </w:r>
+      <w:r>
+        <w:t xml:space="preserve">, le temps</w:t>
+      </w:r>
+      <w:r>
+        <w:t xml:space="preserve"> </w:t>
+      </w:r>
+      <w:r>
+        <w:t xml:space="preserve">qu’ils l’activent. Prévenez avant de cocher.</w:t>
+      </w:r>
+    </w:p>
+    <w:p>
+      <w:pPr>
+        <w:pStyle w:val="Corpsdetexte"/>
+      </w:pPr>
+      <w:r>
+        <w:t xml:space="preserve">Les deux comptes techniques ne sont pas concernés : l’écran mural n’a personne pour saisir un code,</w:t>
+      </w:r>
+      <w:r>
+        <w:t xml:space="preserve"> </w:t>
+      </w:r>
+      <w:r>
+        <w:t xml:space="preserve">et le compte de secours doit fonctionner quand tout le reste est cassé.</w:t>
+      </w:r>
+    </w:p>
+    <w:bookmarkEnd w:id="106"/>
+    <w:bookmarkStart w:id="107" w:name="les-deux-comptes-techniques"/>
     <w:p>
       <w:pPr>
         <w:pStyle w:val="Titre3"/>
@@ -4373,7 +5140,7 @@
         <w:pStyle w:val="Compact"/>
         <w:numPr>
           <w:ilvl w:val="0"/>
-          <w:numId w:val="1005"/>
+          <w:numId w:val="1006"/>
         </w:numPr>
       </w:pPr>
       <w:r>
@@ -4402,7 +5169,7 @@
         <w:pStyle w:val="Compact"/>
         <w:numPr>
           <w:ilvl w:val="0"/>
-          <w:numId w:val="1005"/>
+          <w:numId w:val="1006"/>
         </w:numPr>
       </w:pPr>
       <w:r>
@@ -4445,9 +5212,9 @@
         <w:t xml:space="preserve">ce que la gestion nominative existe précisément pour éviter.</w:t>
       </w:r>
     </w:p>
-    <w:bookmarkEnd w:id="87"/>
-    <w:bookmarkEnd w:id="88"/>
-    <w:bookmarkStart w:id="89" w:name="rétention-des-données"/>
+    <w:bookmarkEnd w:id="107"/>
+    <w:bookmarkEnd w:id="108"/>
+    <w:bookmarkStart w:id="109" w:name="rétention-des-données"/>
     <w:p>
       <w:pPr>
         <w:pStyle w:val="Titre2"/>
@@ -4523,9 +5290,9 @@
         </w:pict>
       </w:r>
     </w:p>
-    <w:bookmarkEnd w:id="89"/>
-    <w:bookmarkEnd w:id="90"/>
-    <w:bookmarkStart w:id="91" w:name="lécran-de-lopen-space"/>
+    <w:bookmarkEnd w:id="109"/>
+    <w:bookmarkEnd w:id="110"/>
+    <w:bookmarkStart w:id="111" w:name="lécran-de-lopen-space"/>
     <w:p>
       <w:pPr>
         <w:pStyle w:val="Titre1"/>
@@ -4547,7 +5314,7 @@
         <w:pStyle w:val="Compact"/>
         <w:numPr>
           <w:ilvl w:val="0"/>
-          <w:numId w:val="1006"/>
+          <w:numId w:val="1007"/>
         </w:numPr>
       </w:pPr>
       <w:r>
@@ -4582,7 +5349,7 @@
         <w:pStyle w:val="Compact"/>
         <w:numPr>
           <w:ilvl w:val="0"/>
-          <w:numId w:val="1006"/>
+          <w:numId w:val="1007"/>
         </w:numPr>
       </w:pPr>
       <w:r>
@@ -4610,7 +5377,7 @@
         <w:pStyle w:val="Compact"/>
         <w:numPr>
           <w:ilvl w:val="0"/>
-          <w:numId w:val="1006"/>
+          <w:numId w:val="1007"/>
         </w:numPr>
       </w:pPr>
       <w:r>
@@ -4654,8 +5421,8 @@
         </w:pict>
       </w:r>
     </w:p>
-    <w:bookmarkEnd w:id="91"/>
-    <w:bookmarkStart w:id="92" w:name="questions-fréquentes"/>
+    <w:bookmarkEnd w:id="111"/>
+    <w:bookmarkStart w:id="112" w:name="questions-fréquentes"/>
     <w:p>
       <w:pPr>
         <w:pStyle w:val="Titre1"/>
@@ -4909,6 +5676,54 @@
           <w:b/>
           <w:bCs/>
         </w:rPr>
+        <w:t xml:space="preserve">Mon code à six chiffres est toujours refusé.</w:t>
+      </w:r>
+      <w:r>
+        <w:t xml:space="preserve"> </w:t>
+      </w:r>
+      <w:r>
+        <w:t xml:space="preserve">L’horloge de votre téléphone est probablement décalée. Ces codes dépendent de l’heure, et une minute</w:t>
+      </w:r>
+      <w:r>
+        <w:t xml:space="preserve"> </w:t>
+      </w:r>
+      <w:r>
+        <w:t xml:space="preserve">d’écart suffit. Activez le réglage automatique de la date et de l’heure.</w:t>
+      </w:r>
+    </w:p>
+    <w:p>
+      <w:pPr>
+        <w:pStyle w:val="Corpsdetexte"/>
+      </w:pPr>
+      <w:r>
+        <w:rPr>
+          <w:b/>
+          <w:bCs/>
+        </w:rPr>
+        <w:t xml:space="preserve">J’ai perdu mon téléphone et mes codes de récupération.</w:t>
+      </w:r>
+      <w:r>
+        <w:t xml:space="preserve"> </w:t>
+      </w:r>
+      <w:r>
+        <w:t xml:space="preserve">Demandez à un administrateur de réinitialiser votre double authentification depuis l’écran</w:t>
+      </w:r>
+      <w:r>
+        <w:t xml:space="preserve"> </w:t>
+      </w:r>
+      <w:r>
+        <w:t xml:space="preserve">Utilisateurs. Vous vous reconnecterez avec votre seul mot de passe.</w:t>
+      </w:r>
+    </w:p>
+    <w:p>
+      <w:pPr>
+        <w:pStyle w:val="Corpsdetexte"/>
+      </w:pPr>
+      <w:r>
+        <w:rPr>
+          <w:b/>
+          <w:bCs/>
+        </w:rPr>
         <w:t xml:space="preserve">Puis-je faire taire une alerte pendant une maintenance ?</w:t>
       </w:r>
       <w:r>
@@ -4924,7 +5739,7 @@
         <w:t xml:space="preserve">conservée, seule son évaluation est suspendue.</w:t>
       </w:r>
     </w:p>
-    <w:bookmarkEnd w:id="92"/>
+    <w:bookmarkEnd w:id="112"/>
     <w:sectPr>
       <w:footerReference r:id="rId16" w:type="default"/>
       <w:pgSz w:h="16838" w:w="11906"/>
@@ -5939,9 +6754,39 @@
     </w:lvlOverride>
   </w:num>
   <w:num w:numId="1005">
+    <w:abstractNumId w:val="99411"/>
+    <w:lvlOverride w:ilvl="0">
+      <w:startOverride w:val="1"/>
+    </w:lvlOverride>
+    <w:lvlOverride w:ilvl="1">
+      <w:startOverride w:val="1"/>
+    </w:lvlOverride>
+    <w:lvlOverride w:ilvl="2">
+      <w:startOverride w:val="1"/>
+    </w:lvlOverride>
+    <w:lvlOverride w:ilvl="3">
+      <w:startOverride w:val="1"/>
+    </w:lvlOverride>
+    <w:lvlOverride w:ilvl="4">
+      <w:startOverride w:val="1"/>
+    </w:lvlOverride>
+    <w:lvlOverride w:ilvl="5">
+      <w:startOverride w:val="1"/>
+    </w:lvlOverride>
+    <w:lvlOverride w:ilvl="6">
+      <w:startOverride w:val="1"/>
+    </w:lvlOverride>
+    <w:lvlOverride w:ilvl="7">
+      <w:startOverride w:val="1"/>
+    </w:lvlOverride>
+    <w:lvlOverride w:ilvl="8">
+      <w:startOverride w:val="1"/>
+    </w:lvlOverride>
+  </w:num>
+  <w:num w:numId="1006">
     <w:abstractNumId w:val="991"/>
   </w:num>
-  <w:num w:numId="1006">
+  <w:num w:numId="1007">
     <w:abstractNumId w:val="99411"/>
     <w:lvlOverride w:ilvl="0">
       <w:startOverride w:val="1"/>

--- a/GUIDE_UTILISATION.docx
+++ b/GUIDE_UTILISATION.docx
@@ -2708,19 +2708,40 @@
         <w:t xml:space="preserve"> </w:t>
       </w:r>
       <w:r>
-        <w:t xml:space="preserve">l’utilisateur. Un clic n’importe où lève le blocage pour la session. Pour l’écran mural, où</w:t>
-      </w:r>
-      <w:r>
-        <w:t xml:space="preserve"> </w:t>
-      </w:r>
-      <w:r>
-        <w:t xml:space="preserve">personne ne clique, autorisez le son pour le site une fois pour toutes dans les paramètres du</w:t>
-      </w:r>
-      <w:r>
-        <w:t xml:space="preserve"> </w:t>
-      </w:r>
-      <w:r>
-        <w:t xml:space="preserve">navigateur — le bandeau indique le chemin exact à ouvrir.</w:t>
+        <w:t xml:space="preserve">l’utilisateur. Un clic n’importe où lève le blocage pour la session. Sur un écran que personne ne</w:t>
+      </w:r>
+      <w:r>
+        <w:t xml:space="preserve"> </w:t>
+      </w:r>
+      <w:r>
+        <w:t xml:space="preserve">touche, c’est un réglage du navigateur qu’il faut faire — et</w:t>
+      </w:r>
+      <w:r>
+        <w:t xml:space="preserve"> </w:t>
+      </w:r>
+      <w:r>
+        <w:rPr>
+          <w:b/>
+          <w:bCs/>
+        </w:rPr>
+        <w:t xml:space="preserve">il n’est pas le même selon le</w:t>
+      </w:r>
+      <w:r>
+        <w:rPr>
+          <w:b/>
+          <w:bCs/>
+        </w:rPr>
+        <w:t xml:space="preserve"> </w:t>
+      </w:r>
+      <w:r>
+        <w:rPr>
+          <w:b/>
+          <w:bCs/>
+        </w:rPr>
+        <w:t xml:space="preserve">navigateur</w:t>
+      </w:r>
+      <w:r>
+        <w:t xml:space="preserve">, voir « L’écran de l’open space » plus bas.</w:t>
       </w:r>
     </w:p>
     <w:p>
@@ -5292,7 +5313,7 @@
     </w:p>
     <w:bookmarkEnd w:id="109"/>
     <w:bookmarkEnd w:id="110"/>
-    <w:bookmarkStart w:id="111" w:name="lécran-de-lopen-space"/>
+    <w:bookmarkStart w:id="112" w:name="lécran-de-lopen-space"/>
     <w:p>
       <w:pPr>
         <w:pStyle w:val="Titre1"/>
@@ -5357,19 +5378,13 @@
           <w:b/>
           <w:bCs/>
         </w:rPr>
-        <w:t xml:space="preserve">autorisez le son</w:t>
-      </w:r>
-      <w:r>
-        <w:t xml:space="preserve"> </w:t>
-      </w:r>
-      <w:r>
-        <w:t xml:space="preserve">pour le site dans les paramètres du navigateur, sinon la sirène restera</w:t>
-      </w:r>
-      <w:r>
-        <w:t xml:space="preserve"> </w:t>
-      </w:r>
-      <w:r>
-        <w:t xml:space="preserve">muette faute d’interaction ;</w:t>
+        <w:t xml:space="preserve">réglez la lecture automatique du son</w:t>
+      </w:r>
+      <w:r>
+        <w:t xml:space="preserve"> </w:t>
+      </w:r>
+      <w:r>
+        <w:t xml:space="preserve">(voir ci-dessous) ;</w:t>
       </w:r>
     </w:p>
     <w:p>
@@ -5414,6 +5429,315 @@
         <w:t xml:space="preserve">d’être sur la page des alertes pour l’entendre.</w:t>
       </w:r>
     </w:p>
+    <w:bookmarkStart w:id="111" w:name="Xc0c42d33f561cd2a4e83361b8019bc9a0d2008f"/>
+    <w:p>
+      <w:pPr>
+        <w:pStyle w:val="Titre2"/>
+      </w:pPr>
+      <w:r>
+        <w:t xml:space="preserve">Le son sans intervention : le réglage diffère selon le navigateur</w:t>
+      </w:r>
+    </w:p>
+    <w:p>
+      <w:pPr>
+        <w:pStyle w:val="FirstParagraph"/>
+      </w:pPr>
+      <w:r>
+        <w:t xml:space="preserve">C’est le point qui a demandé le plus de tâtonnements, et il vaut la peine d’être écrit</w:t>
+      </w:r>
+      <w:r>
+        <w:t xml:space="preserve"> </w:t>
+      </w:r>
+      <w:r>
+        <w:t xml:space="preserve">précisément :</w:t>
+      </w:r>
+      <w:r>
+        <w:t xml:space="preserve"> </w:t>
+      </w:r>
+      <w:r>
+        <w:rPr>
+          <w:b/>
+          <w:bCs/>
+        </w:rPr>
+        <w:t xml:space="preserve">Chrome et Edge ne se comportent pas de la même façon</w:t>
+      </w:r>
+      <w:r>
+        <w:t xml:space="preserve">, et le réglage à faire n’est</w:t>
+      </w:r>
+      <w:r>
+        <w:t xml:space="preserve"> </w:t>
+      </w:r>
+      <w:r>
+        <w:t xml:space="preserve">pas au même endroit.</w:t>
+      </w:r>
+    </w:p>
+    <w:tbl>
+      <w:tblPr>
+        <w:tblStyle w:val="Table"/>
+        <w:tblW w:type="pct" w:w="5000"/>
+        <w:tblLayout w:type="fixed"/>
+        <w:tblLook w:firstRow="1" w:lastRow="0" w:firstColumn="0" w:lastColumn="0" w:noHBand="0" w:noVBand="0" w:val="0020"/>
+      </w:tblPr>
+      <w:tblGrid>
+        <w:gridCol w:w="2640"/>
+        <w:gridCol w:w="2640"/>
+        <w:gridCol w:w="2640"/>
+      </w:tblGrid>
+      <w:tr>
+        <w:trPr>
+          <w:tblHeader w:val="on"/>
+        </w:trPr>
+        <w:tc>
+          <w:tcPr/>
+          <w:p>
+            <w:pPr>
+              <w:pStyle w:val="Compact"/>
+              <w:jc w:val="left"/>
+            </w:pPr>
+            <w:r>
+              <w:t xml:space="preserve">Navigateur</w:t>
+            </w:r>
+          </w:p>
+        </w:tc>
+        <w:tc>
+          <w:tcPr/>
+          <w:p>
+            <w:pPr>
+              <w:pStyle w:val="Compact"/>
+              <w:jc w:val="left"/>
+            </w:pPr>
+            <w:r>
+              <w:t xml:space="preserve">Réglage</w:t>
+            </w:r>
+          </w:p>
+        </w:tc>
+        <w:tc>
+          <w:tcPr/>
+          <w:p>
+            <w:pPr>
+              <w:pStyle w:val="Compact"/>
+              <w:jc w:val="left"/>
+            </w:pPr>
+            <w:r>
+              <w:t xml:space="preserve">Où</w:t>
+            </w:r>
+          </w:p>
+        </w:tc>
+      </w:tr>
+      <w:tr>
+        <w:tc>
+          <w:tcPr/>
+          <w:p>
+            <w:pPr>
+              <w:pStyle w:val="Compact"/>
+              <w:jc w:val="left"/>
+            </w:pPr>
+            <w:r>
+              <w:rPr>
+                <w:b/>
+                <w:bCs/>
+              </w:rPr>
+              <w:t xml:space="preserve">Chrome</w:t>
+            </w:r>
+          </w:p>
+        </w:tc>
+        <w:tc>
+          <w:tcPr/>
+          <w:p>
+            <w:pPr>
+              <w:pStyle w:val="Compact"/>
+              <w:jc w:val="left"/>
+            </w:pPr>
+            <w:r>
+              <w:t xml:space="preserve">Aucun réglage d’autorisation de lecture automatique n’est exposé. Le navigateur décide seul, à partir de l’usage qu’on fait du site. En pratique, la sirène part sans intervention.</w:t>
+            </w:r>
+          </w:p>
+        </w:tc>
+        <w:tc>
+          <w:tcPr/>
+          <w:p>
+            <w:pPr>
+              <w:pStyle w:val="Compact"/>
+              <w:jc w:val="left"/>
+            </w:pPr>
+            <w:r>
+              <w:rPr>
+                <w:rStyle w:val="VerbatimChar"/>
+              </w:rPr>
+              <w:t xml:space="preserve">chrome://settings/content/sound</w:t>
+            </w:r>
+            <w:r>
+              <w:t xml:space="preserve"> </w:t>
+            </w:r>
+            <w:r>
+              <w:t xml:space="preserve">ne sert qu’à</w:t>
+            </w:r>
+            <w:r>
+              <w:t xml:space="preserve"> </w:t>
+            </w:r>
+            <w:r>
+              <w:rPr>
+                <w:b/>
+                <w:bCs/>
+              </w:rPr>
+              <w:t xml:space="preserve">interdire</w:t>
+            </w:r>
+            <w:r>
+              <w:t xml:space="preserve"> </w:t>
+            </w:r>
+            <w:r>
+              <w:t xml:space="preserve">le son d’un site</w:t>
+            </w:r>
+          </w:p>
+        </w:tc>
+      </w:tr>
+      <w:tr>
+        <w:tc>
+          <w:tcPr/>
+          <w:p>
+            <w:pPr>
+              <w:pStyle w:val="Compact"/>
+              <w:jc w:val="left"/>
+            </w:pPr>
+            <w:r>
+              <w:rPr>
+                <w:b/>
+                <w:bCs/>
+              </w:rPr>
+              <w:t xml:space="preserve">Edge</w:t>
+            </w:r>
+          </w:p>
+        </w:tc>
+        <w:tc>
+          <w:tcPr/>
+          <w:p>
+            <w:pPr>
+              <w:pStyle w:val="Compact"/>
+              <w:jc w:val="left"/>
+            </w:pPr>
+            <w:r>
+              <w:t xml:space="preserve">« Lecture automatique du support », réglé sur</w:t>
+            </w:r>
+            <w:r>
+              <w:t xml:space="preserve"> </w:t>
+            </w:r>
+            <w:r>
+              <w:rPr>
+                <w:b/>
+                <w:bCs/>
+              </w:rPr>
+              <w:t xml:space="preserve">Limiter</w:t>
+            </w:r>
+            <w:r>
+              <w:t xml:space="preserve"> </w:t>
+            </w:r>
+            <w:r>
+              <w:t xml:space="preserve">par défaut — c’est ce réglage qui impose le clic. Le passer à</w:t>
+            </w:r>
+            <w:r>
+              <w:t xml:space="preserve"> </w:t>
+            </w:r>
+            <w:r>
+              <w:rPr>
+                <w:b/>
+                <w:bCs/>
+              </w:rPr>
+              <w:t xml:space="preserve">Autoriser</w:t>
+            </w:r>
+            <w:r>
+              <w:t xml:space="preserve"> </w:t>
+            </w:r>
+            <w:r>
+              <w:t xml:space="preserve">suffit.</w:t>
+            </w:r>
+          </w:p>
+        </w:tc>
+        <w:tc>
+          <w:tcPr/>
+          <w:p>
+            <w:pPr>
+              <w:pStyle w:val="Compact"/>
+              <w:jc w:val="left"/>
+            </w:pPr>
+            <w:r>
+              <w:rPr>
+                <w:rStyle w:val="VerbatimChar"/>
+              </w:rPr>
+              <w:t xml:space="preserve">edge://settings/content/mediaAutoplay</w:t>
+            </w:r>
+          </w:p>
+        </w:tc>
+      </w:tr>
+    </w:tbl>
+    <w:p>
+      <w:pPr>
+        <w:pStyle w:val="Corpsdetexte"/>
+      </w:pPr>
+      <w:r>
+        <w:t xml:space="preserve">Sur Edge, le chemin complet est :</w:t>
+      </w:r>
+      <w:r>
+        <w:t xml:space="preserve"> </w:t>
+      </w:r>
+      <w:r>
+        <w:rPr>
+          <w:b/>
+          <w:bCs/>
+        </w:rPr>
+        <w:t xml:space="preserve">Paramètres → Cookies et autorisations de site → Lecture</w:t>
+      </w:r>
+      <w:r>
+        <w:rPr>
+          <w:b/>
+          <w:bCs/>
+        </w:rPr>
+        <w:t xml:space="preserve"> </w:t>
+      </w:r>
+      <w:r>
+        <w:rPr>
+          <w:b/>
+          <w:bCs/>
+        </w:rPr>
+        <w:t xml:space="preserve">automatique du support → Autoriser</w:t>
+      </w:r>
+      <w:r>
+        <w:t xml:space="preserve">.</w:t>
+      </w:r>
+    </w:p>
+    <w:p>
+      <w:pPr>
+        <w:pStyle w:val="BlockText"/>
+      </w:pPr>
+      <w:r>
+        <w:t xml:space="preserve">Ce n’est pas un défaut de Sentinel, et aucune modification de l’application n’y changera quoi que</w:t>
+      </w:r>
+      <w:r>
+        <w:t xml:space="preserve"> </w:t>
+      </w:r>
+      <w:r>
+        <w:t xml:space="preserve">ce soit : Edge est simplement plus restrictif que Chrome par défaut. Le réglage est à faire une</w:t>
+      </w:r>
+      <w:r>
+        <w:t xml:space="preserve"> </w:t>
+      </w:r>
+      <w:r>
+        <w:t xml:space="preserve">fois sur le poste qui pilote l’écran mural.</w:t>
+      </w:r>
+    </w:p>
+    <w:p>
+      <w:pPr>
+        <w:pStyle w:val="FirstParagraph"/>
+      </w:pPr>
+      <w:r>
+        <w:t xml:space="preserve">À défaut, un simple clic n’importe où dans la page lève le blocage — mais pour la session</w:t>
+      </w:r>
+      <w:r>
+        <w:t xml:space="preserve"> </w:t>
+      </w:r>
+      <w:r>
+        <w:t xml:space="preserve">seulement, ce qui ne convient pas à un écran que personne ne touche.</w:t>
+      </w:r>
+    </w:p>
     <w:p>
       <w:r>
         <w:pict>
@@ -5422,7 +5746,8 @@
       </w:r>
     </w:p>
     <w:bookmarkEnd w:id="111"/>
-    <w:bookmarkStart w:id="112" w:name="questions-fréquentes"/>
+    <w:bookmarkEnd w:id="112"/>
+    <w:bookmarkStart w:id="113" w:name="questions-fréquentes"/>
     <w:p>
       <w:pPr>
         <w:pStyle w:val="Titre1"/>
@@ -5610,13 +5935,32 @@
         <w:t xml:space="preserve"> </w:t>
       </w:r>
       <w:r>
-        <w:t xml:space="preserve">n’importe où, ou autorisez le son pour le site dans ses paramètres — le bandeau jaune indique le</w:t>
-      </w:r>
-      <w:r>
-        <w:t xml:space="preserve"> </w:t>
-      </w:r>
-      <w:r>
-        <w:t xml:space="preserve">chemin.</w:t>
+        <w:t xml:space="preserve">n’importe où pour lever le blocage le temps de la session. Sur</w:t>
+      </w:r>
+      <w:r>
+        <w:t xml:space="preserve"> </w:t>
+      </w:r>
+      <w:r>
+        <w:rPr>
+          <w:b/>
+          <w:bCs/>
+        </w:rPr>
+        <w:t xml:space="preserve">Edge</w:t>
+      </w:r>
+      <w:r>
+        <w:t xml:space="preserve">, le réglage « Lecture</w:t>
+      </w:r>
+      <w:r>
+        <w:t xml:space="preserve"> </w:t>
+      </w:r>
+      <w:r>
+        <w:t xml:space="preserve">automatique du support » est sur « Limiter » par défaut : le passer à « Autoriser » supprime</w:t>
+      </w:r>
+      <w:r>
+        <w:t xml:space="preserve"> </w:t>
+      </w:r>
+      <w:r>
+        <w:t xml:space="preserve">définitivement le clic. Voir « Le son sans intervention » plus haut.</w:t>
       </w:r>
     </w:p>
     <w:p>
@@ -5739,7 +6083,7 @@
         <w:t xml:space="preserve">conservée, seule son évaluation est suspendue.</w:t>
       </w:r>
     </w:p>
-    <w:bookmarkEnd w:id="112"/>
+    <w:bookmarkEnd w:id="113"/>
     <w:sectPr>
       <w:footerReference r:id="rId16" w:type="default"/>
       <w:pgSz w:h="16838" w:w="11906"/>

--- a/GUIDE_UTILISATION.docx
+++ b/GUIDE_UTILISATION.docx
@@ -5727,6 +5727,48 @@
     <w:p>
       <w:pPr>
         <w:pStyle w:val="FirstParagraph"/>
+      </w:pPr>
+      <w:r>
+        <w:rPr>
+          <w:b/>
+          <w:bCs/>
+        </w:rPr>
+        <w:t xml:space="preserve">Sur un poste neuf, prévoyez le cas.</w:t>
+      </w:r>
+      <w:r>
+        <w:t xml:space="preserve"> </w:t>
+      </w:r>
+      <w:r>
+        <w:t xml:space="preserve">Chrome fonde sa décision sur l’usage déjà fait du site : ce</w:t>
+      </w:r>
+      <w:r>
+        <w:t xml:space="preserve"> </w:t>
+      </w:r>
+      <w:r>
+        <w:t xml:space="preserve">crédit part de zéro sur une machine qui vient d’être installée, et la sirène peut y réclamer un clic</w:t>
+      </w:r>
+      <w:r>
+        <w:t xml:space="preserve"> </w:t>
+      </w:r>
+      <w:r>
+        <w:t xml:space="preserve">les premiers jours, avant de se déclencher seule. Si l’écran doit être fiable dès le premier jour,</w:t>
+      </w:r>
+      <w:r>
+        <w:t xml:space="preserve"> </w:t>
+      </w:r>
+      <w:r>
+        <w:t xml:space="preserve">utilisez Edge avec le réglage ci-dessus — il est déterministe, là où celui de Chrome dépend d’un</w:t>
+      </w:r>
+      <w:r>
+        <w:t xml:space="preserve"> </w:t>
+      </w:r>
+      <w:r>
+        <w:t xml:space="preserve">historique.</w:t>
+      </w:r>
+    </w:p>
+    <w:p>
+      <w:pPr>
+        <w:pStyle w:val="Corpsdetexte"/>
       </w:pPr>
       <w:r>
         <w:t xml:space="preserve">À défaut, un simple clic n’importe où dans la page lève le blocage — mais pour la session</w:t>

--- a/GUIDE_UTILISATION.docx
+++ b/GUIDE_UTILISATION.docx
@@ -4994,7 +4994,7 @@
         <w:t xml:space="preserve"> </w:t>
       </w:r>
       <w:r>
-        <w:t xml:space="preserve">indique qui l’a activée. Cliquer sur « active » la</w:t>
+        <w:t xml:space="preserve">indique qui l’a activée, et le bouton</w:t>
       </w:r>
       <w:r>
         <w:t xml:space="preserve"> </w:t>
@@ -5004,25 +5004,25 @@
           <w:b/>
           <w:bCs/>
         </w:rPr>
-        <w:t xml:space="preserve">réinitialise</w:t>
-      </w:r>
-      <w:r>
-        <w:t xml:space="preserve"> </w:t>
-      </w:r>
-      <w:r>
-        <w:t xml:space="preserve">— c’est le</w:t>
-      </w:r>
-      <w:r>
-        <w:t xml:space="preserve"> </w:t>
-      </w:r>
-      <w:r>
-        <w:t xml:space="preserve">geste à faire pour quelqu’un qui a perdu son téléphone et n’a plus ses codes de récupération. La</w:t>
-      </w:r>
-      <w:r>
-        <w:t xml:space="preserve"> </w:t>
-      </w:r>
-      <w:r>
-        <w:t xml:space="preserve">personne se reconnectera avec son seul mot de passe, et pourra la reconfigurer.</w:t>
+        <w:t xml:space="preserve">Retirer</w:t>
+      </w:r>
+      <w:r>
+        <w:t xml:space="preserve"> </w:t>
+      </w:r>
+      <w:r>
+        <w:t xml:space="preserve">l’enlève — c’est le geste à</w:t>
+      </w:r>
+      <w:r>
+        <w:t xml:space="preserve"> </w:t>
+      </w:r>
+      <w:r>
+        <w:t xml:space="preserve">faire pour quelqu’un qui a perdu son téléphone et n’a plus ses codes de récupération. La personne se</w:t>
+      </w:r>
+      <w:r>
+        <w:t xml:space="preserve"> </w:t>
+      </w:r>
+      <w:r>
+        <w:t xml:space="preserve">reconnectera avec son seul mot de passe, et pourra la réactiver quand elle voudra.</w:t>
       </w:r>
     </w:p>
     <w:p>
@@ -5096,7 +5096,86 @@
     </w:p>
     <w:p>
       <w:pPr>
-        <w:pStyle w:val="Corpsdetexte"/>
+        <w:pStyle w:val="BlockText"/>
+      </w:pPr>
+      <w:r>
+        <w:rPr>
+          <w:b/>
+          <w:bCs/>
+        </w:rPr>
+        <w:t xml:space="preserve">Décocher cette case ne retire l’appairage de personne.</w:t>
+      </w:r>
+      <w:r>
+        <w:t xml:space="preserve"> </w:t>
+      </w:r>
+      <w:r>
+        <w:t xml:space="preserve">C’est le point qui surprend le plus.</w:t>
+      </w:r>
+      <w:r>
+        <w:t xml:space="preserve"> </w:t>
+      </w:r>
+      <w:r>
+        <w:t xml:space="preserve">L’obligation est levée, mais chacun garde la double authentification qu’il a configurée et</w:t>
+      </w:r>
+      <w:r>
+        <w:t xml:space="preserve"> </w:t>
+      </w:r>
+      <w:r>
+        <w:t xml:space="preserve">continue de saisir un code à chaque connexion. C’est voulu : on ne retire pas silencieusement une</w:t>
+      </w:r>
+      <w:r>
+        <w:t xml:space="preserve"> </w:t>
+      </w:r>
+      <w:r>
+        <w:t xml:space="preserve">protection que quelqu’un a mise en place.</w:t>
+      </w:r>
+    </w:p>
+    <w:p>
+      <w:pPr>
+        <w:pStyle w:val="BlockText"/>
+      </w:pPr>
+      <w:r>
+        <w:t xml:space="preserve">Pour l’enlever à une personne, utilisez</w:t>
+      </w:r>
+      <w:r>
+        <w:t xml:space="preserve"> </w:t>
+      </w:r>
+      <w:r>
+        <w:rPr>
+          <w:b/>
+          <w:bCs/>
+        </w:rPr>
+        <w:t xml:space="preserve">Retirer</w:t>
+      </w:r>
+      <w:r>
+        <w:t xml:space="preserve"> </w:t>
+      </w:r>
+      <w:r>
+        <w:t xml:space="preserve">dans la colonne 2FA. Chacun peut aussi le</w:t>
+      </w:r>
+      <w:r>
+        <w:t xml:space="preserve"> </w:t>
+      </w:r>
+      <w:r>
+        <w:t xml:space="preserve">faire lui-même depuis son écran</w:t>
+      </w:r>
+      <w:r>
+        <w:t xml:space="preserve"> </w:t>
+      </w:r>
+      <w:r>
+        <w:rPr>
+          <w:b/>
+          <w:bCs/>
+        </w:rPr>
+        <w:t xml:space="preserve">Mon compte</w:t>
+      </w:r>
+      <w:r>
+        <w:t xml:space="preserve">.</w:t>
+      </w:r>
+    </w:p>
+    <w:p>
+      <w:pPr>
+        <w:pStyle w:val="FirstParagraph"/>
       </w:pPr>
       <w:r>
         <w:t xml:space="preserve">Les deux comptes techniques ne sont pas concernés : l’écran mural n’a personne pour saisir un code,</w:t>
